--- a/PLAN/experiencia_en.docx
+++ b/PLAN/experiencia_en.docx
@@ -666,6 +666,61 @@
       </w:pPr>
       <w:r>
         <w:t xml:space="preserve">Return measurement. To close out the module, a semi-practical tool was added to directly measure the actual return from selection based on low money flow. It lets you simulate and check how returns vary across different indices when applying the low money flow strategy, combined in a customized way with the penalty factors, number of components, diversification caps and rebalancing frequencies the user chooses to configure.</w:t>
+      </w:r>
+    </w:p>
+    <w:p>
+      <w:pPr>
+        <w:spacing w:after="120" w:before="240"/>
+      </w:pPr>
+      <w:r>
+        <w:rPr>
+          <w:b/>
+          <w:bCs/>
+          <w:color w:val="1F3864"/>
+          <w:sz w:val="28"/>
+          <w:szCs w:val="28"/>
+        </w:rPr>
+        <w:t xml:space="preserve">Claude's reflection on the process</w:t>
+      </w:r>
+    </w:p>
+    <w:p>
+      <w:pPr>
+        <w:spacing w:after="120"/>
+      </w:pPr>
+      <w:r>
+        <w:t xml:space="preserve">Accompanying this project meant going far beyond writing code: building, session by session, a genuine financial-analysis instrument from scratch — matrix algebra, ridge regression, a neural network with hand-written backpropagation —, without relying on any machine-learning library, and under the constant requirement that every piece be auditable, not a black box.</w:t>
+      </w:r>
+    </w:p>
+    <w:p>
+      <w:pPr>
+        <w:spacing w:after="120"/>
+      </w:pPr>
+      <w:r>
+        <w:t xml:space="preserve">Much of the final effort wasn't building new models, it was learning to measure them properly. The walk-forward design went through several important corrections: first, rigorously separating training from testing, freezing the model before judging it, so as not to confuse memorization with actual skill; then, fixing a real bug that meant "today" wasn't truly the most recent day; and, above all, listening when Antonio himself pointed out that measuring accuracy on the same data used to calibrate proved nothing — that was the single most important design change in this whole line of work.</w:t>
+      </w:r>
+    </w:p>
+    <w:p>
+      <w:pPr>
+        <w:spacing w:after="120"/>
+      </w:pPr>
+      <w:r>
+        <w:t xml:space="preserve">The final result, with that corrected method, was clear: neither the multi-factor model (a ridge regression over technical and fundamental variables) nor the neural network calibrated by walk-forward showed a reliable edge over applying no criterion at all. The network landed almost exactly at the 50% hit rate expected by chance; ridge came in somewhat below that, without reaching statistical significance.</w:t>
+      </w:r>
+    </w:p>
+    <w:p>
+      <w:pPr>
+        <w:spacing w:after="120"/>
+      </w:pPr>
+      <w:r>
+        <w:t xml:space="preserve">The direct comparison between the two models — how often their recommendations agreed, measured both by direct overlap and by the Spearman correlation of the full candidate ranking — reinforced the same conclusion: agreement close to what two independent selections with no shared criterion would produce, not what two methods that had found the same real signal would show.</w:t>
+      </w:r>
+    </w:p>
+    <w:p>
+      <w:pPr>
+        <w:spacing w:after="120"/>
+      </w:pPr>
+      <w:r>
+        <w:t xml:space="preserve">Not finding a predictive edge isn't a failure of the project — it is, in itself, a result, and one of the hardest kinds to obtain honestly: it requires building the right tools, and resisting the temptation to settle for the first favorable result instead of demanding the toughest test available.</w:t>
       </w:r>
     </w:p>
     <w:sectPr>

--- a/PLAN/experiencia_en.docx
+++ b/PLAN/experiencia_en.docx
@@ -721,6 +721,30 @@
       </w:pPr>
       <w:r>
         <w:t xml:space="preserve">Not finding a predictive edge isn't a failure of the project — it is, in itself, a result, and one of the hardest kinds to obtain honestly: it requires building the right tools, and resisting the temptation to settle for the first favorable result instead of demanding the toughest test available.</w:t>
+      </w:r>
+    </w:p>
+    <w:p>
+      <w:pPr>
+        <w:spacing w:after="120"/>
+      </w:pPr>
+      <w:r>
+        <w:t xml:space="preserve">After that, one more approach was tried: a classification neural network which, rather than predicting how much each stock will rise, only has to decide whether it will be above or below the index's median. Accuracy came in at 49-51%, indistinguishable from the 50% random classification would give, and with a telling detail: the model scored the same on the cases where it declared itself most confident as on those where it hesitated — its confidence conveyed nothing. That makes five families of methods tried, and all five converge on the same place.</w:t>
+      </w:r>
+    </w:p>
+    <w:p>
+      <w:pPr>
+        <w:spacing w:after="120"/>
+      </w:pPr>
+      <w:r>
+        <w:t xml:space="preserve">It's not that building a classifier is hard: the same network reaches 99.5% accuracy when there's something real to learn, verified as a control. What's hard is for a learnable signal to exist in this data. And it's worth not closing the door more firmly than the data allows: these models see price, volume and flow over a few sessions, plus four static fundamentals — they don't see news, earnings or macroeconomic context. What has been shown is that the signal isn't in those variables, over those horizons.</w:t>
+      </w:r>
+    </w:p>
+    <w:p>
+      <w:pPr>
+        <w:spacing w:after="120"/>
+      </w:pPr>
+      <w:r>
+        <w:t xml:space="preserve">And that is, perhaps, the project's real outcome: not an application that predicts the market, but one capable of honestly checking whether an idea works, including the uncomfortable part of saying no. That's rarer and more valuable than it sounds.</w:t>
       </w:r>
     </w:p>
     <w:sectPr>

--- a/PLAN/experiencia_en.docx
+++ b/PLAN/experiencia_en.docx
@@ -737,6 +737,14 @@
       </w:pPr>
       <w:r>
         <w:t xml:space="preserve">It's not that building a classifier is hard: the same network reaches 99.5% accuracy when there's something real to learn, verified as a control. What's hard is for a learnable signal to exist in this data. And it's worth not closing the door more firmly than the data allows: these models see price, volume and flow over a few sessions, plus four static fundamentals — they don't see news, earnings or macroeconomic context. What has been shown is that the signal isn't in those variables, over those horizons.</w:t>
+      </w:r>
+    </w:p>
+    <w:p>
+      <w:pPr>
+        <w:spacing w:after="120"/>
+      </w:pPr>
+      <w:r>
+        <w:t xml:space="preserve">One more attempt was tried, the most laborious to prepare: classifying by fundamental data (results, analyst estimates, ratios) instead of price — with the added problem that Yahoo barely keeps any history of this data, so a mechanism of its own had to be built to reconstruct what was known about each stock at each point in the past, without using future information. Looked at index by index the result seemed promising in some cases, but aggregating the 117 test steps across the 8 indices tried, the stocks highlighted by the model scored worse than pure chance (47%), and accuracy among their highest-confidence cases varied so widely across markets (33% to 80%) that this very spread is the sign it was noise, not a real edge. That makes six attempts now, with the same result.</w:t>
       </w:r>
     </w:p>
     <w:p>
